--- a/SRS Document.docx
+++ b/SRS Document.docx
@@ -1,6 +1,6 @@
 
 <file path=word/document.xml><?xml version="1.0" encoding="utf-8"?>
-<w:document xmlns:wpc="http://schemas.microsoft.com/office/word/2010/wordprocessingCanvas" xmlns:mc="http://schemas.openxmlformats.org/markup-compatibility/2006" xmlns:o="urn:schemas-microsoft-com:office:office" xmlns:r="http://schemas.openxmlformats.org/officeDocument/2006/relationships" xmlns:m="http://schemas.openxmlformats.org/officeDocument/2006/math" xmlns:v="urn:schemas-microsoft-com:vml" xmlns:wp14="http://schemas.microsoft.com/office/word/2010/wordprocessingDrawing" xmlns:wp="http://schemas.openxmlformats.org/drawingml/2006/wordprocessingDrawing" xmlns:w10="urn:schemas-microsoft-com:office:word" xmlns:w="http://schemas.openxmlformats.org/wordprocessingml/2006/main" xmlns:w14="http://schemas.microsoft.com/office/word/2010/wordml" xmlns:w15="http://schemas.microsoft.com/office/word/2012/wordml" xmlns:wpg="http://schemas.microsoft.com/office/word/2010/wordprocessingGroup" xmlns:wpi="http://schemas.microsoft.com/office/word/2010/wordprocessingInk" xmlns:wne="http://schemas.microsoft.com/office/word/2006/wordml" xmlns:wps="http://schemas.microsoft.com/office/word/2010/wordprocessingShape" mc:Ignorable="w14 w15 wp14">
+<w:document xmlns:wpc="http://schemas.microsoft.com/office/word/2010/wordprocessingCanvas" xmlns:cx="http://schemas.microsoft.com/office/drawing/2014/chartex" xmlns:cx1="http://schemas.microsoft.com/office/drawing/2015/9/8/chartex" xmlns:cx2="http://schemas.microsoft.com/office/drawing/2015/10/21/chartex" xmlns:cx3="http://schemas.microsoft.com/office/drawing/2016/5/9/chartex" xmlns:cx4="http://schemas.microsoft.com/office/drawing/2016/5/10/chartex" xmlns:cx5="http://schemas.microsoft.com/office/drawing/2016/5/11/chartex" xmlns:cx6="http://schemas.microsoft.com/office/drawing/2016/5/12/chartex" xmlns:cx7="http://schemas.microsoft.com/office/drawing/2016/5/13/chartex" xmlns:cx8="http://schemas.microsoft.com/office/drawing/2016/5/14/chartex" xmlns:mc="http://schemas.openxmlformats.org/markup-compatibility/2006" xmlns:aink="http://schemas.microsoft.com/office/drawing/2016/ink" xmlns:am3d="http://schemas.microsoft.com/office/drawing/2017/model3d" xmlns:o="urn:schemas-microsoft-com:office:office" xmlns:r="http://schemas.openxmlformats.org/officeDocument/2006/relationships" xmlns:m="http://schemas.openxmlformats.org/officeDocument/2006/math" xmlns:v="urn:schemas-microsoft-com:vml" xmlns:wp14="http://schemas.microsoft.com/office/word/2010/wordprocessingDrawing" xmlns:wp="http://schemas.openxmlformats.org/drawingml/2006/wordprocessingDrawing" xmlns:w10="urn:schemas-microsoft-com:office:word" xmlns:w="http://schemas.openxmlformats.org/wordprocessingml/2006/main" xmlns:w14="http://schemas.microsoft.com/office/word/2010/wordml" xmlns:w15="http://schemas.microsoft.com/office/word/2012/wordml" xmlns:w16cex="http://schemas.microsoft.com/office/word/2018/wordml/cex" xmlns:w16cid="http://schemas.microsoft.com/office/word/2016/wordml/cid" xmlns:w16="http://schemas.microsoft.com/office/word/2018/wordml" xmlns:w16sdtdh="http://schemas.microsoft.com/office/word/2020/wordml/sdtdatahash" xmlns:w16se="http://schemas.microsoft.com/office/word/2015/wordml/symex" xmlns:wpg="http://schemas.microsoft.com/office/word/2010/wordprocessingGroup" xmlns:wpi="http://schemas.microsoft.com/office/word/2010/wordprocessingInk" xmlns:wne="http://schemas.microsoft.com/office/word/2006/wordml" xmlns:wps="http://schemas.microsoft.com/office/word/2010/wordprocessingShape" mc:Ignorable="w14 w15 w16se w16cid w16 w16cex w16sdtdh wp14">
   <w:body>
     <w:p>
       <w:pPr>
@@ -94,7 +94,7 @@
           <w:lang w:bidi="ar-SA"/>
         </w:rPr>
         <w:drawing>
-          <wp:inline distT="0" distB="0" distL="0" distR="0" wp14:anchorId="4595D753" wp14:editId="2072722E">
+          <wp:inline distT="0" distB="0" distL="0" distR="0" wp14:anchorId="305D54C0" wp14:editId="07890A91">
             <wp:extent cx="5729605" cy="3648974"/>
             <wp:effectExtent l="0" t="0" r="4445" b="8890"/>
             <wp:docPr id="1" name="Picture 1"/>
@@ -342,253 +342,435 @@
           <w:sz w:val="32"/>
           <w:szCs w:val="32"/>
         </w:rPr>
-        <w:t>Rangpur Road, Bogura.</w:t>
-      </w:r>
-    </w:p>
-    <w:p>
-      <w:pPr>
-        <w:rPr>
-          <w:rFonts w:ascii="Times New Roman" w:hAnsi="Times New Roman" w:cs="Times New Roman"/>
-          <w:sz w:val="32"/>
-          <w:szCs w:val="32"/>
-        </w:rPr>
-      </w:pPr>
-    </w:p>
-    <w:p>
-      <w:pPr>
-        <w:rPr>
-          <w:rFonts w:ascii="Times New Roman" w:hAnsi="Times New Roman" w:cs="Times New Roman"/>
-          <w:sz w:val="32"/>
-          <w:szCs w:val="32"/>
-        </w:rPr>
-      </w:pPr>
-    </w:p>
-    <w:p>
-      <w:pPr>
-        <w:rPr>
-          <w:rFonts w:ascii="Times New Roman" w:hAnsi="Times New Roman" w:cs="Times New Roman"/>
-          <w:sz w:val="32"/>
-          <w:szCs w:val="32"/>
-        </w:rPr>
-      </w:pPr>
-    </w:p>
-    <w:p>
-      <w:pPr>
-        <w:rPr>
-          <w:rFonts w:ascii="Times New Roman" w:hAnsi="Times New Roman" w:cs="Times New Roman"/>
-          <w:sz w:val="32"/>
-          <w:szCs w:val="32"/>
-        </w:rPr>
-      </w:pPr>
-    </w:p>
-    <w:p>
-      <w:pPr>
-        <w:rPr>
-          <w:rFonts w:ascii="Times New Roman" w:hAnsi="Times New Roman" w:cs="Times New Roman"/>
-          <w:sz w:val="32"/>
-          <w:szCs w:val="32"/>
-        </w:rPr>
-      </w:pPr>
-    </w:p>
-    <w:p>
-      <w:pPr>
-        <w:rPr>
-          <w:rFonts w:ascii="Times New Roman" w:hAnsi="Times New Roman" w:cs="Times New Roman"/>
-          <w:sz w:val="32"/>
-          <w:szCs w:val="32"/>
-        </w:rPr>
-      </w:pPr>
-    </w:p>
-    <w:p>
-      <w:pPr>
-        <w:rPr>
-          <w:rFonts w:ascii="Times New Roman" w:hAnsi="Times New Roman" w:cs="Times New Roman"/>
-          <w:sz w:val="32"/>
-          <w:szCs w:val="32"/>
-        </w:rPr>
-      </w:pPr>
-    </w:p>
-    <w:p>
-      <w:pPr>
-        <w:rPr>
-          <w:rFonts w:ascii="Times New Roman" w:hAnsi="Times New Roman" w:cs="Times New Roman"/>
-          <w:sz w:val="32"/>
-          <w:szCs w:val="32"/>
-        </w:rPr>
-      </w:pPr>
-    </w:p>
-    <w:p>
-      <w:pPr>
-        <w:rPr>
-          <w:rFonts w:ascii="Times New Roman" w:hAnsi="Times New Roman" w:cs="Times New Roman"/>
-          <w:sz w:val="32"/>
-          <w:szCs w:val="32"/>
-        </w:rPr>
-      </w:pPr>
-    </w:p>
-    <w:p>
-      <w:pPr>
-        <w:rPr>
-          <w:rFonts w:ascii="Times New Roman" w:hAnsi="Times New Roman" w:cs="Times New Roman"/>
-          <w:sz w:val="32"/>
-          <w:szCs w:val="32"/>
-        </w:rPr>
-      </w:pPr>
-    </w:p>
-    <w:p>
-      <w:pPr>
-        <w:rPr>
-          <w:rFonts w:ascii="Times New Roman" w:hAnsi="Times New Roman" w:cs="Times New Roman"/>
-          <w:sz w:val="32"/>
-          <w:szCs w:val="32"/>
-        </w:rPr>
-      </w:pPr>
-    </w:p>
-    <w:p>
-      <w:pPr>
-        <w:rPr>
-          <w:rFonts w:ascii="Times New Roman" w:hAnsi="Times New Roman" w:cs="Times New Roman"/>
-          <w:sz w:val="32"/>
-          <w:szCs w:val="32"/>
-        </w:rPr>
-      </w:pPr>
-    </w:p>
-    <w:p>
-      <w:pPr>
-        <w:rPr>
-          <w:rFonts w:ascii="Times New Roman" w:hAnsi="Times New Roman" w:cs="Times New Roman"/>
-          <w:sz w:val="32"/>
-          <w:szCs w:val="32"/>
-        </w:rPr>
-      </w:pPr>
-    </w:p>
-    <w:p>
-      <w:pPr>
-        <w:rPr>
-          <w:rFonts w:ascii="Times New Roman" w:hAnsi="Times New Roman" w:cs="Times New Roman"/>
-          <w:sz w:val="32"/>
-          <w:szCs w:val="32"/>
-        </w:rPr>
-      </w:pPr>
-    </w:p>
-    <w:p>
-      <w:pPr>
-        <w:rPr>
-          <w:rFonts w:ascii="Times New Roman" w:hAnsi="Times New Roman" w:cs="Times New Roman"/>
-          <w:sz w:val="32"/>
-          <w:szCs w:val="32"/>
-        </w:rPr>
-      </w:pPr>
-    </w:p>
-    <w:p>
-      <w:pPr>
-        <w:rPr>
-          <w:rFonts w:ascii="Times New Roman" w:hAnsi="Times New Roman" w:cs="Times New Roman"/>
-          <w:sz w:val="32"/>
-          <w:szCs w:val="32"/>
-        </w:rPr>
-      </w:pPr>
-    </w:p>
-    <w:p>
-      <w:pPr>
-        <w:rPr>
-          <w:rFonts w:ascii="Times New Roman" w:hAnsi="Times New Roman" w:cs="Times New Roman"/>
-          <w:sz w:val="32"/>
-          <w:szCs w:val="32"/>
-        </w:rPr>
-      </w:pPr>
-    </w:p>
-    <w:p>
-      <w:pPr>
-        <w:rPr>
-          <w:rFonts w:ascii="Times New Roman" w:hAnsi="Times New Roman" w:cs="Times New Roman"/>
-          <w:sz w:val="32"/>
-          <w:szCs w:val="32"/>
-        </w:rPr>
-      </w:pPr>
-    </w:p>
-    <w:p>
-      <w:pPr>
-        <w:rPr>
-          <w:rFonts w:ascii="Times New Roman" w:hAnsi="Times New Roman" w:cs="Times New Roman"/>
-          <w:sz w:val="32"/>
-          <w:szCs w:val="32"/>
-        </w:rPr>
-      </w:pPr>
-    </w:p>
-    <w:p>
-      <w:pPr>
-        <w:rPr>
-          <w:rFonts w:ascii="Times New Roman" w:hAnsi="Times New Roman" w:cs="Times New Roman"/>
-          <w:sz w:val="32"/>
-          <w:szCs w:val="32"/>
-        </w:rPr>
-      </w:pPr>
-    </w:p>
-    <w:p>
-      <w:pPr>
-        <w:rPr>
-          <w:rFonts w:ascii="Times New Roman" w:hAnsi="Times New Roman" w:cs="Times New Roman"/>
-          <w:sz w:val="32"/>
-          <w:szCs w:val="32"/>
-        </w:rPr>
-      </w:pPr>
-    </w:p>
-    <w:p>
-      <w:pPr>
-        <w:rPr>
-          <w:rFonts w:ascii="Times New Roman" w:hAnsi="Times New Roman" w:cs="Times New Roman"/>
-          <w:sz w:val="32"/>
-          <w:szCs w:val="32"/>
-        </w:rPr>
-      </w:pPr>
-    </w:p>
-    <w:p>
-      <w:pPr>
-        <w:rPr>
-          <w:rFonts w:ascii="Times New Roman" w:hAnsi="Times New Roman" w:cs="Times New Roman"/>
-          <w:sz w:val="32"/>
-          <w:szCs w:val="32"/>
-        </w:rPr>
-      </w:pPr>
-    </w:p>
-    <w:p>
-      <w:pPr>
-        <w:rPr>
-          <w:rFonts w:ascii="Times New Roman" w:hAnsi="Times New Roman" w:cs="Times New Roman"/>
-          <w:sz w:val="32"/>
-          <w:szCs w:val="32"/>
-        </w:rPr>
-      </w:pPr>
-    </w:p>
-    <w:p>
-      <w:pPr>
-        <w:rPr>
-          <w:rFonts w:ascii="Times New Roman" w:hAnsi="Times New Roman" w:cs="Times New Roman"/>
-          <w:sz w:val="32"/>
-          <w:szCs w:val="32"/>
-        </w:rPr>
-      </w:pPr>
-    </w:p>
-    <w:p>
-      <w:pPr>
-        <w:rPr>
-          <w:rFonts w:ascii="Times New Roman" w:hAnsi="Times New Roman" w:cs="Times New Roman"/>
-          <w:sz w:val="32"/>
-          <w:szCs w:val="32"/>
-        </w:rPr>
-      </w:pPr>
-    </w:p>
-    <w:p>
-      <w:pPr>
-        <w:rPr>
-          <w:rFonts w:ascii="Times New Roman" w:hAnsi="Times New Roman" w:cs="Times New Roman"/>
-          <w:sz w:val="32"/>
-          <w:szCs w:val="32"/>
-        </w:rPr>
-      </w:pPr>
-      <w:bookmarkStart w:id="0" w:name="_GoBack"/>
-      <w:bookmarkEnd w:id="0"/>
+        <w:t xml:space="preserve">Rangpur Road, </w:t>
+      </w:r>
+      <w:proofErr w:type="spellStart"/>
+      <w:r>
+        <w:rPr>
+          <w:rFonts w:ascii="Times New Roman" w:hAnsi="Times New Roman" w:cs="Times New Roman"/>
+          <w:sz w:val="32"/>
+          <w:szCs w:val="32"/>
+        </w:rPr>
+        <w:t>Bogura</w:t>
+      </w:r>
+      <w:proofErr w:type="spellEnd"/>
+      <w:r>
+        <w:rPr>
+          <w:rFonts w:ascii="Times New Roman" w:hAnsi="Times New Roman" w:cs="Times New Roman"/>
+          <w:sz w:val="32"/>
+          <w:szCs w:val="32"/>
+        </w:rPr>
+        <w:t>.</w:t>
+      </w:r>
+    </w:p>
+    <w:p>
+      <w:pPr>
+        <w:rPr>
+          <w:rFonts w:ascii="Times New Roman" w:hAnsi="Times New Roman" w:cs="Times New Roman"/>
+          <w:sz w:val="32"/>
+          <w:szCs w:val="32"/>
+        </w:rPr>
+      </w:pPr>
+    </w:p>
+    <w:p>
+      <w:pPr>
+        <w:pStyle w:val="ListParagraph"/>
+        <w:numPr>
+          <w:ilvl w:val="0"/>
+          <w:numId w:val="3"/>
+        </w:numPr>
+        <w:rPr>
+          <w:rFonts w:ascii="Times New Roman" w:hAnsi="Times New Roman" w:cs="Times New Roman"/>
+          <w:b/>
+          <w:bCs/>
+          <w:sz w:val="32"/>
+          <w:szCs w:val="32"/>
+        </w:rPr>
+      </w:pPr>
+      <w:r>
+        <w:rPr>
+          <w:rFonts w:ascii="Times New Roman" w:hAnsi="Times New Roman" w:cs="Times New Roman"/>
+          <w:b/>
+          <w:bCs/>
+          <w:sz w:val="32"/>
+          <w:szCs w:val="32"/>
+        </w:rPr>
+        <w:lastRenderedPageBreak/>
+        <w:t>Introduction:</w:t>
+      </w:r>
+    </w:p>
+    <w:p>
+      <w:pPr>
+        <w:rPr>
+          <w:rFonts w:ascii="Times New Roman" w:hAnsi="Times New Roman" w:cs="Times New Roman"/>
+          <w:sz w:val="32"/>
+          <w:szCs w:val="32"/>
+        </w:rPr>
+      </w:pPr>
+    </w:p>
+    <w:p>
+      <w:pPr>
+        <w:pStyle w:val="ListParagraph"/>
+        <w:numPr>
+          <w:ilvl w:val="1"/>
+          <w:numId w:val="3"/>
+        </w:numPr>
+        <w:rPr>
+          <w:rFonts w:ascii="Times New Roman" w:hAnsi="Times New Roman" w:cs="Times New Roman"/>
+          <w:b/>
+          <w:bCs/>
+          <w:sz w:val="28"/>
+        </w:rPr>
+      </w:pPr>
+      <w:r>
+        <w:rPr>
+          <w:rFonts w:ascii="Times New Roman" w:hAnsi="Times New Roman" w:cs="Times New Roman"/>
+          <w:b/>
+          <w:bCs/>
+          <w:sz w:val="28"/>
+        </w:rPr>
+        <w:t>Purpose</w:t>
+      </w:r>
+    </w:p>
+    <w:p>
+      <w:pPr>
+        <w:ind w:left="360"/>
+        <w:rPr>
+          <w:rFonts w:ascii="Times New Roman" w:hAnsi="Times New Roman" w:cs="Times New Roman"/>
+          <w:sz w:val="28"/>
+        </w:rPr>
+      </w:pPr>
+      <w:r>
+        <w:rPr>
+          <w:rFonts w:ascii="Times New Roman" w:hAnsi="Times New Roman" w:cs="Times New Roman"/>
+          <w:sz w:val="28"/>
+        </w:rPr>
+        <w:t>This Software Requirements Specification (SRS) outlines the key functional and non-functional requirements ‘Supermarket Management System’ version 1.0. The primary goal of this system is to automate the billing process and manage inventory efficiently within a supermarket setting.</w:t>
+      </w:r>
+      <w:r>
+        <w:rPr>
+          <w:rFonts w:ascii="Times New Roman" w:hAnsi="Times New Roman" w:cs="Times New Roman"/>
+          <w:sz w:val="28"/>
+        </w:rPr>
+        <w:br/>
+      </w:r>
+      <w:r>
+        <w:rPr>
+          <w:rFonts w:ascii="Times New Roman" w:hAnsi="Times New Roman" w:cs="Times New Roman"/>
+          <w:sz w:val="28"/>
+        </w:rPr>
+        <w:br/>
+      </w:r>
+      <w:r>
+        <w:rPr>
+          <w:rFonts w:ascii="Times New Roman" w:hAnsi="Times New Roman" w:cs="Times New Roman"/>
+          <w:sz w:val="28"/>
+        </w:rPr>
+        <w:t>In this document</w:t>
+      </w:r>
+      <w:r>
+        <w:rPr>
+          <w:rFonts w:ascii="Times New Roman" w:hAnsi="Times New Roman" w:cs="Times New Roman"/>
+          <w:sz w:val="28"/>
+        </w:rPr>
+        <w:t>, all specified requirements are considered high priority and are committed for implementation in the first release. This means that each requirement is crucial for the system’s basic functionality and overall success.</w:t>
+      </w:r>
+    </w:p>
+    <w:p>
+      <w:pPr>
+        <w:ind w:left="360"/>
+        <w:rPr>
+          <w:rFonts w:ascii="Times New Roman" w:hAnsi="Times New Roman" w:cs="Times New Roman"/>
+          <w:sz w:val="28"/>
+        </w:rPr>
+      </w:pPr>
+    </w:p>
+    <w:p>
+      <w:pPr>
+        <w:pStyle w:val="ListParagraph"/>
+        <w:numPr>
+          <w:ilvl w:val="1"/>
+          <w:numId w:val="3"/>
+        </w:numPr>
+        <w:rPr>
+          <w:rFonts w:ascii="Times New Roman" w:hAnsi="Times New Roman" w:cs="Times New Roman"/>
+          <w:b/>
+          <w:bCs/>
+          <w:sz w:val="28"/>
+        </w:rPr>
+      </w:pPr>
+      <w:r>
+        <w:rPr>
+          <w:rFonts w:ascii="Times New Roman" w:hAnsi="Times New Roman" w:cs="Times New Roman"/>
+          <w:b/>
+          <w:bCs/>
+          <w:sz w:val="28"/>
+        </w:rPr>
+        <w:t xml:space="preserve">Document Conventions </w:t>
+      </w:r>
+    </w:p>
+    <w:p>
+      <w:pPr>
+        <w:ind w:left="360"/>
+        <w:rPr>
+          <w:rFonts w:ascii="Times New Roman" w:hAnsi="Times New Roman" w:cs="Times New Roman"/>
+          <w:sz w:val="28"/>
+        </w:rPr>
+      </w:pPr>
+      <w:r>
+        <w:rPr>
+          <w:rFonts w:ascii="Times New Roman" w:hAnsi="Times New Roman" w:cs="Times New Roman"/>
+          <w:sz w:val="28"/>
+        </w:rPr>
+        <w:t>We have used the following conventions-</w:t>
+      </w:r>
+      <w:r>
+        <w:rPr>
+          <w:rFonts w:ascii="Times New Roman" w:hAnsi="Times New Roman" w:cs="Times New Roman"/>
+          <w:sz w:val="28"/>
+        </w:rPr>
+        <w:br/>
+      </w:r>
+      <w:proofErr w:type="spellStart"/>
+      <w:r>
+        <w:rPr>
+          <w:rFonts w:ascii="Times New Roman" w:hAnsi="Times New Roman" w:cs="Times New Roman"/>
+          <w:sz w:val="28"/>
+        </w:rPr>
+        <w:t>i</w:t>
+      </w:r>
+      <w:proofErr w:type="spellEnd"/>
+      <w:r>
+        <w:rPr>
+          <w:rFonts w:ascii="Times New Roman" w:hAnsi="Times New Roman" w:cs="Times New Roman"/>
+          <w:sz w:val="28"/>
+        </w:rPr>
+        <w:t>.</w:t>
+      </w:r>
+    </w:p>
+    <w:p>
+      <w:pPr>
+        <w:ind w:left="360"/>
+        <w:rPr>
+          <w:rFonts w:ascii="Times New Roman" w:hAnsi="Times New Roman" w:cs="Times New Roman"/>
+          <w:sz w:val="28"/>
+        </w:rPr>
+      </w:pPr>
+      <w:r>
+        <w:rPr>
+          <w:rFonts w:ascii="Times New Roman" w:hAnsi="Times New Roman" w:cs="Times New Roman"/>
+          <w:sz w:val="28"/>
+        </w:rPr>
+        <w:t xml:space="preserve">ii. </w:t>
+      </w:r>
+    </w:p>
+    <w:p>
+      <w:pPr>
+        <w:ind w:left="360"/>
+        <w:rPr>
+          <w:rFonts w:ascii="Times New Roman" w:hAnsi="Times New Roman" w:cs="Times New Roman"/>
+          <w:sz w:val="28"/>
+        </w:rPr>
+      </w:pPr>
+      <w:r>
+        <w:rPr>
+          <w:rFonts w:ascii="Times New Roman" w:hAnsi="Times New Roman" w:cs="Times New Roman"/>
+          <w:sz w:val="28"/>
+        </w:rPr>
+        <w:t>iii.</w:t>
+      </w:r>
+    </w:p>
+    <w:p>
+      <w:pPr>
+        <w:ind w:left="360"/>
+        <w:rPr>
+          <w:rFonts w:ascii="Times New Roman" w:hAnsi="Times New Roman" w:cs="Times New Roman"/>
+          <w:sz w:val="28"/>
+        </w:rPr>
+      </w:pPr>
+      <w:r>
+        <w:rPr>
+          <w:rFonts w:ascii="Times New Roman" w:hAnsi="Times New Roman" w:cs="Times New Roman"/>
+          <w:sz w:val="28"/>
+        </w:rPr>
+        <w:t>iv.</w:t>
+      </w:r>
+    </w:p>
+    <w:p>
+      <w:pPr>
+        <w:ind w:left="360"/>
+        <w:rPr>
+          <w:rFonts w:ascii="Times New Roman" w:hAnsi="Times New Roman" w:cs="Times New Roman"/>
+          <w:sz w:val="28"/>
+        </w:rPr>
+      </w:pPr>
+      <w:r>
+        <w:rPr>
+          <w:rFonts w:ascii="Times New Roman" w:hAnsi="Times New Roman" w:cs="Times New Roman"/>
+          <w:sz w:val="28"/>
+        </w:rPr>
+        <w:t>v.</w:t>
+      </w:r>
+      <w:r>
+        <w:rPr>
+          <w:rFonts w:ascii="Times New Roman" w:hAnsi="Times New Roman" w:cs="Times New Roman"/>
+          <w:sz w:val="28"/>
+        </w:rPr>
+        <w:t xml:space="preserve"> </w:t>
+      </w:r>
+    </w:p>
+    <w:p>
+      <w:pPr>
+        <w:ind w:left="360"/>
+        <w:rPr>
+          <w:rFonts w:ascii="Times New Roman" w:hAnsi="Times New Roman" w:cs="Times New Roman"/>
+          <w:sz w:val="28"/>
+        </w:rPr>
+      </w:pPr>
+    </w:p>
+    <w:p>
+      <w:pPr>
+        <w:ind w:left="360"/>
+        <w:rPr>
+          <w:rFonts w:ascii="Times New Roman" w:hAnsi="Times New Roman" w:cs="Times New Roman"/>
+          <w:sz w:val="28"/>
+        </w:rPr>
+      </w:pPr>
+    </w:p>
+    <w:p>
+      <w:pPr>
+        <w:pStyle w:val="ListParagraph"/>
+        <w:numPr>
+          <w:ilvl w:val="1"/>
+          <w:numId w:val="3"/>
+        </w:numPr>
+        <w:rPr>
+          <w:rFonts w:ascii="Times New Roman" w:hAnsi="Times New Roman" w:cs="Times New Roman"/>
+          <w:b/>
+          <w:bCs/>
+          <w:sz w:val="28"/>
+        </w:rPr>
+      </w:pPr>
+      <w:r>
+        <w:rPr>
+          <w:rFonts w:ascii="Times New Roman" w:hAnsi="Times New Roman" w:cs="Times New Roman"/>
+          <w:b/>
+          <w:bCs/>
+          <w:sz w:val="28"/>
+        </w:rPr>
+        <w:t>Project Scope</w:t>
+      </w:r>
+    </w:p>
+    <w:p>
+      <w:pPr>
+        <w:ind w:left="720"/>
+        <w:rPr>
+          <w:rFonts w:ascii="Times New Roman" w:hAnsi="Times New Roman" w:cs="Times New Roman"/>
+          <w:sz w:val="28"/>
+        </w:rPr>
+      </w:pPr>
+      <w:r>
+        <w:rPr>
+          <w:rFonts w:ascii="Times New Roman" w:hAnsi="Times New Roman" w:cs="Times New Roman"/>
+          <w:sz w:val="28"/>
+        </w:rPr>
+        <w:t>We can:</w:t>
+      </w:r>
+      <w:r>
+        <w:rPr>
+          <w:rFonts w:ascii="Times New Roman" w:hAnsi="Times New Roman" w:cs="Times New Roman"/>
+          <w:sz w:val="28"/>
+        </w:rPr>
+        <w:tab/>
+      </w:r>
+      <w:r>
+        <w:rPr>
+          <w:rFonts w:ascii="Times New Roman" w:hAnsi="Times New Roman" w:cs="Times New Roman"/>
+          <w:sz w:val="28"/>
+        </w:rPr>
+        <w:br/>
+        <w:t xml:space="preserve">       1. Manage users and full application;</w:t>
+      </w:r>
+      <w:r>
+        <w:rPr>
+          <w:rFonts w:ascii="Times New Roman" w:hAnsi="Times New Roman" w:cs="Times New Roman"/>
+          <w:sz w:val="28"/>
+        </w:rPr>
+        <w:br/>
+        <w:t xml:space="preserve">       2. Manage store details</w:t>
+      </w:r>
+      <w:r>
+        <w:rPr>
+          <w:rFonts w:ascii="Times New Roman" w:hAnsi="Times New Roman" w:cs="Times New Roman"/>
+          <w:sz w:val="28"/>
+        </w:rPr>
+        <w:br/>
+        <w:t xml:space="preserve">       3. Manage customer details</w:t>
+      </w:r>
+      <w:r>
+        <w:rPr>
+          <w:rFonts w:ascii="Times New Roman" w:hAnsi="Times New Roman" w:cs="Times New Roman"/>
+          <w:sz w:val="28"/>
+        </w:rPr>
+        <w:br/>
+        <w:t xml:space="preserve">       4. </w:t>
+      </w:r>
+      <w:r>
+        <w:rPr>
+          <w:rFonts w:ascii="Times New Roman" w:hAnsi="Times New Roman" w:cs="Times New Roman"/>
+          <w:sz w:val="28"/>
+        </w:rPr>
+        <w:t>Manage sales report and calculate net profit</w:t>
+      </w:r>
+      <w:r>
+        <w:rPr>
+          <w:rFonts w:ascii="Times New Roman" w:hAnsi="Times New Roman" w:cs="Times New Roman"/>
+          <w:sz w:val="28"/>
+        </w:rPr>
+        <w:br/>
+        <w:t xml:space="preserve">       5. Mange product details</w:t>
+      </w:r>
+      <w:r>
+        <w:rPr>
+          <w:rFonts w:ascii="Times New Roman" w:hAnsi="Times New Roman" w:cs="Times New Roman"/>
+          <w:sz w:val="28"/>
+        </w:rPr>
+        <w:br/>
+        <w:t xml:space="preserve">       6. Create bills for customer</w:t>
+      </w:r>
+      <w:r>
+        <w:rPr>
+          <w:rFonts w:ascii="Times New Roman" w:hAnsi="Times New Roman" w:cs="Times New Roman"/>
+          <w:sz w:val="28"/>
+        </w:rPr>
+        <w:br/>
+        <w:t xml:space="preserve">       7. Provide payment gateway for payment through different mode</w:t>
+      </w:r>
+      <w:r>
+        <w:rPr>
+          <w:rFonts w:ascii="Times New Roman" w:hAnsi="Times New Roman" w:cs="Times New Roman"/>
+          <w:sz w:val="28"/>
+        </w:rPr>
+        <w:br/>
+        <w:t xml:space="preserve">           cash, credit, and debit</w:t>
+      </w:r>
+      <w:r>
+        <w:rPr>
+          <w:rFonts w:ascii="Times New Roman" w:hAnsi="Times New Roman" w:cs="Times New Roman"/>
+          <w:sz w:val="28"/>
+        </w:rPr>
+        <w:br/>
+        <w:t xml:space="preserve">       8. Allow user to view product from system.</w:t>
+      </w:r>
+    </w:p>
+    <w:p>
+      <w:pPr>
+        <w:ind w:left="720"/>
+        <w:rPr>
+          <w:rFonts w:ascii="Times New Roman" w:hAnsi="Times New Roman" w:cs="Times New Roman"/>
+          <w:sz w:val="28"/>
+        </w:rPr>
+      </w:pPr>
     </w:p>
     <w:sectPr>
       <w:pgSz w:w="11907" w:h="16839" w:code="9"/>
@@ -601,7 +783,7 @@
 </file>
 
 <file path=word/numbering.xml><?xml version="1.0" encoding="utf-8"?>
-<w:numbering xmlns:wpc="http://schemas.microsoft.com/office/word/2010/wordprocessingCanvas" xmlns:mc="http://schemas.openxmlformats.org/markup-compatibility/2006" xmlns:o="urn:schemas-microsoft-com:office:office" xmlns:r="http://schemas.openxmlformats.org/officeDocument/2006/relationships" xmlns:m="http://schemas.openxmlformats.org/officeDocument/2006/math" xmlns:v="urn:schemas-microsoft-com:vml" xmlns:wp14="http://schemas.microsoft.com/office/word/2010/wordprocessingDrawing" xmlns:wp="http://schemas.openxmlformats.org/drawingml/2006/wordprocessingDrawing" xmlns:w10="urn:schemas-microsoft-com:office:word" xmlns:w="http://schemas.openxmlformats.org/wordprocessingml/2006/main" xmlns:w14="http://schemas.microsoft.com/office/word/2010/wordml" xmlns:w15="http://schemas.microsoft.com/office/word/2012/wordml" xmlns:wpg="http://schemas.microsoft.com/office/word/2010/wordprocessingGroup" xmlns:wpi="http://schemas.microsoft.com/office/word/2010/wordprocessingInk" xmlns:wne="http://schemas.microsoft.com/office/word/2006/wordml" xmlns:wps="http://schemas.microsoft.com/office/word/2010/wordprocessingShape" mc:Ignorable="w14 w15 wp14">
+<w:numbering xmlns:wpc="http://schemas.microsoft.com/office/word/2010/wordprocessingCanvas" xmlns:cx="http://schemas.microsoft.com/office/drawing/2014/chartex" xmlns:cx1="http://schemas.microsoft.com/office/drawing/2015/9/8/chartex" xmlns:cx2="http://schemas.microsoft.com/office/drawing/2015/10/21/chartex" xmlns:cx3="http://schemas.microsoft.com/office/drawing/2016/5/9/chartex" xmlns:cx4="http://schemas.microsoft.com/office/drawing/2016/5/10/chartex" xmlns:cx5="http://schemas.microsoft.com/office/drawing/2016/5/11/chartex" xmlns:cx6="http://schemas.microsoft.com/office/drawing/2016/5/12/chartex" xmlns:cx7="http://schemas.microsoft.com/office/drawing/2016/5/13/chartex" xmlns:cx8="http://schemas.microsoft.com/office/drawing/2016/5/14/chartex" xmlns:mc="http://schemas.openxmlformats.org/markup-compatibility/2006" xmlns:aink="http://schemas.microsoft.com/office/drawing/2016/ink" xmlns:am3d="http://schemas.microsoft.com/office/drawing/2017/model3d" xmlns:o="urn:schemas-microsoft-com:office:office" xmlns:r="http://schemas.openxmlformats.org/officeDocument/2006/relationships" xmlns:m="http://schemas.openxmlformats.org/officeDocument/2006/math" xmlns:v="urn:schemas-microsoft-com:vml" xmlns:wp14="http://schemas.microsoft.com/office/word/2010/wordprocessingDrawing" xmlns:wp="http://schemas.openxmlformats.org/drawingml/2006/wordprocessingDrawing" xmlns:w10="urn:schemas-microsoft-com:office:word" xmlns:w="http://schemas.openxmlformats.org/wordprocessingml/2006/main" xmlns:w14="http://schemas.microsoft.com/office/word/2010/wordml" xmlns:w15="http://schemas.microsoft.com/office/word/2012/wordml" xmlns:w16cex="http://schemas.microsoft.com/office/word/2018/wordml/cex" xmlns:w16cid="http://schemas.microsoft.com/office/word/2016/wordml/cid" xmlns:w16="http://schemas.microsoft.com/office/word/2018/wordml" xmlns:w16sdtdh="http://schemas.microsoft.com/office/word/2020/wordml/sdtdatahash" xmlns:w16se="http://schemas.microsoft.com/office/word/2015/wordml/symex" xmlns:wpg="http://schemas.microsoft.com/office/word/2010/wordprocessingGroup" xmlns:wpi="http://schemas.microsoft.com/office/word/2010/wordprocessingInk" xmlns:wne="http://schemas.microsoft.com/office/word/2006/wordml" xmlns:wps="http://schemas.microsoft.com/office/word/2010/wordprocessingShape" mc:Ignorable="w14 w15 w16se w16cid w16 w16cex w16sdtdh wp14">
   <w:abstractNum w:abstractNumId="0" w15:restartNumberingAfterBreak="0">
     <w:nsid w:val="1D1A23B5"/>
     <w:multiLevelType w:val="hybridMultilevel"/>
@@ -691,14 +873,230 @@
       </w:pPr>
     </w:lvl>
   </w:abstractNum>
+  <w:abstractNum w:abstractNumId="1" w15:restartNumberingAfterBreak="0">
+    <w:nsid w:val="348623BC"/>
+    <w:multiLevelType w:val="multilevel"/>
+    <w:tmpl w:val="59C07AD0"/>
+    <w:lvl w:ilvl="0">
+      <w:start w:val="1"/>
+      <w:numFmt w:val="decimal"/>
+      <w:lvlText w:val="%1."/>
+      <w:lvlJc w:val="left"/>
+      <w:pPr>
+        <w:ind w:left="630" w:hanging="360"/>
+      </w:pPr>
+      <w:rPr>
+        <w:rFonts w:hint="default"/>
+      </w:rPr>
+    </w:lvl>
+    <w:lvl w:ilvl="1">
+      <w:start w:val="1"/>
+      <w:numFmt w:val="decimal"/>
+      <w:isLgl/>
+      <w:lvlText w:val="%1.%2"/>
+      <w:lvlJc w:val="left"/>
+      <w:pPr>
+        <w:ind w:left="765" w:hanging="495"/>
+      </w:pPr>
+      <w:rPr>
+        <w:rFonts w:hint="default"/>
+      </w:rPr>
+    </w:lvl>
+    <w:lvl w:ilvl="2">
+      <w:start w:val="1"/>
+      <w:numFmt w:val="decimal"/>
+      <w:isLgl/>
+      <w:lvlText w:val="%1.%2.%3"/>
+      <w:lvlJc w:val="left"/>
+      <w:pPr>
+        <w:ind w:left="990" w:hanging="720"/>
+      </w:pPr>
+      <w:rPr>
+        <w:rFonts w:hint="default"/>
+      </w:rPr>
+    </w:lvl>
+    <w:lvl w:ilvl="3">
+      <w:start w:val="1"/>
+      <w:numFmt w:val="decimal"/>
+      <w:isLgl/>
+      <w:lvlText w:val="%1.%2.%3.%4"/>
+      <w:lvlJc w:val="left"/>
+      <w:pPr>
+        <w:ind w:left="1350" w:hanging="1080"/>
+      </w:pPr>
+      <w:rPr>
+        <w:rFonts w:hint="default"/>
+      </w:rPr>
+    </w:lvl>
+    <w:lvl w:ilvl="4">
+      <w:start w:val="1"/>
+      <w:numFmt w:val="decimal"/>
+      <w:isLgl/>
+      <w:lvlText w:val="%1.%2.%3.%4.%5"/>
+      <w:lvlJc w:val="left"/>
+      <w:pPr>
+        <w:ind w:left="1350" w:hanging="1080"/>
+      </w:pPr>
+      <w:rPr>
+        <w:rFonts w:hint="default"/>
+      </w:rPr>
+    </w:lvl>
+    <w:lvl w:ilvl="5">
+      <w:start w:val="1"/>
+      <w:numFmt w:val="decimal"/>
+      <w:isLgl/>
+      <w:lvlText w:val="%1.%2.%3.%4.%5.%6"/>
+      <w:lvlJc w:val="left"/>
+      <w:pPr>
+        <w:ind w:left="1710" w:hanging="1440"/>
+      </w:pPr>
+      <w:rPr>
+        <w:rFonts w:hint="default"/>
+      </w:rPr>
+    </w:lvl>
+    <w:lvl w:ilvl="6">
+      <w:start w:val="1"/>
+      <w:numFmt w:val="decimal"/>
+      <w:isLgl/>
+      <w:lvlText w:val="%1.%2.%3.%4.%5.%6.%7"/>
+      <w:lvlJc w:val="left"/>
+      <w:pPr>
+        <w:ind w:left="1710" w:hanging="1440"/>
+      </w:pPr>
+      <w:rPr>
+        <w:rFonts w:hint="default"/>
+      </w:rPr>
+    </w:lvl>
+    <w:lvl w:ilvl="7">
+      <w:start w:val="1"/>
+      <w:numFmt w:val="decimal"/>
+      <w:isLgl/>
+      <w:lvlText w:val="%1.%2.%3.%4.%5.%6.%7.%8"/>
+      <w:lvlJc w:val="left"/>
+      <w:pPr>
+        <w:ind w:left="2070" w:hanging="1800"/>
+      </w:pPr>
+      <w:rPr>
+        <w:rFonts w:hint="default"/>
+      </w:rPr>
+    </w:lvl>
+    <w:lvl w:ilvl="8">
+      <w:start w:val="1"/>
+      <w:numFmt w:val="decimal"/>
+      <w:isLgl/>
+      <w:lvlText w:val="%1.%2.%3.%4.%5.%6.%7.%8.%9"/>
+      <w:lvlJc w:val="left"/>
+      <w:pPr>
+        <w:ind w:left="2430" w:hanging="2160"/>
+      </w:pPr>
+      <w:rPr>
+        <w:rFonts w:hint="default"/>
+      </w:rPr>
+    </w:lvl>
+  </w:abstractNum>
+  <w:abstractNum w:abstractNumId="2" w15:restartNumberingAfterBreak="0">
+    <w:nsid w:val="3AE92F10"/>
+    <w:multiLevelType w:val="hybridMultilevel"/>
+    <w:tmpl w:val="91F0385E"/>
+    <w:lvl w:ilvl="0" w:tplc="0409000F">
+      <w:start w:val="1"/>
+      <w:numFmt w:val="decimal"/>
+      <w:lvlText w:val="%1."/>
+      <w:lvlJc w:val="left"/>
+      <w:pPr>
+        <w:ind w:left="720" w:hanging="360"/>
+      </w:pPr>
+      <w:rPr>
+        <w:rFonts w:hint="default"/>
+      </w:rPr>
+    </w:lvl>
+    <w:lvl w:ilvl="1" w:tplc="04090019" w:tentative="1">
+      <w:start w:val="1"/>
+      <w:numFmt w:val="lowerLetter"/>
+      <w:lvlText w:val="%2."/>
+      <w:lvlJc w:val="left"/>
+      <w:pPr>
+        <w:ind w:left="1440" w:hanging="360"/>
+      </w:pPr>
+    </w:lvl>
+    <w:lvl w:ilvl="2" w:tplc="0409001B" w:tentative="1">
+      <w:start w:val="1"/>
+      <w:numFmt w:val="lowerRoman"/>
+      <w:lvlText w:val="%3."/>
+      <w:lvlJc w:val="right"/>
+      <w:pPr>
+        <w:ind w:left="2160" w:hanging="180"/>
+      </w:pPr>
+    </w:lvl>
+    <w:lvl w:ilvl="3" w:tplc="0409000F" w:tentative="1">
+      <w:start w:val="1"/>
+      <w:numFmt w:val="decimal"/>
+      <w:lvlText w:val="%4."/>
+      <w:lvlJc w:val="left"/>
+      <w:pPr>
+        <w:ind w:left="2880" w:hanging="360"/>
+      </w:pPr>
+    </w:lvl>
+    <w:lvl w:ilvl="4" w:tplc="04090019" w:tentative="1">
+      <w:start w:val="1"/>
+      <w:numFmt w:val="lowerLetter"/>
+      <w:lvlText w:val="%5."/>
+      <w:lvlJc w:val="left"/>
+      <w:pPr>
+        <w:ind w:left="3600" w:hanging="360"/>
+      </w:pPr>
+    </w:lvl>
+    <w:lvl w:ilvl="5" w:tplc="0409001B" w:tentative="1">
+      <w:start w:val="1"/>
+      <w:numFmt w:val="lowerRoman"/>
+      <w:lvlText w:val="%6."/>
+      <w:lvlJc w:val="right"/>
+      <w:pPr>
+        <w:ind w:left="4320" w:hanging="180"/>
+      </w:pPr>
+    </w:lvl>
+    <w:lvl w:ilvl="6" w:tplc="0409000F" w:tentative="1">
+      <w:start w:val="1"/>
+      <w:numFmt w:val="decimal"/>
+      <w:lvlText w:val="%7."/>
+      <w:lvlJc w:val="left"/>
+      <w:pPr>
+        <w:ind w:left="5040" w:hanging="360"/>
+      </w:pPr>
+    </w:lvl>
+    <w:lvl w:ilvl="7" w:tplc="04090019" w:tentative="1">
+      <w:start w:val="1"/>
+      <w:numFmt w:val="lowerLetter"/>
+      <w:lvlText w:val="%8."/>
+      <w:lvlJc w:val="left"/>
+      <w:pPr>
+        <w:ind w:left="5760" w:hanging="360"/>
+      </w:pPr>
+    </w:lvl>
+    <w:lvl w:ilvl="8" w:tplc="0409001B" w:tentative="1">
+      <w:start w:val="1"/>
+      <w:numFmt w:val="lowerRoman"/>
+      <w:lvlText w:val="%9."/>
+      <w:lvlJc w:val="right"/>
+      <w:pPr>
+        <w:ind w:left="6480" w:hanging="180"/>
+      </w:pPr>
+    </w:lvl>
+  </w:abstractNum>
   <w:num w:numId="1">
     <w:abstractNumId w:val="0"/>
+  </w:num>
+  <w:num w:numId="2">
+    <w:abstractNumId w:val="2"/>
+  </w:num>
+  <w:num w:numId="3">
+    <w:abstractNumId w:val="1"/>
   </w:num>
 </w:numbering>
 </file>
 
 <file path=word/styles.xml><?xml version="1.0" encoding="utf-8"?>
-<w:styles xmlns:mc="http://schemas.openxmlformats.org/markup-compatibility/2006" xmlns:r="http://schemas.openxmlformats.org/officeDocument/2006/relationships" xmlns:w="http://schemas.openxmlformats.org/wordprocessingml/2006/main" xmlns:w14="http://schemas.microsoft.com/office/word/2010/wordml" xmlns:w15="http://schemas.microsoft.com/office/word/2012/wordml" mc:Ignorable="w14 w15">
+<w:styles xmlns:mc="http://schemas.openxmlformats.org/markup-compatibility/2006" xmlns:r="http://schemas.openxmlformats.org/officeDocument/2006/relationships" xmlns:w="http://schemas.openxmlformats.org/wordprocessingml/2006/main" xmlns:w14="http://schemas.microsoft.com/office/word/2010/wordml" xmlns:w15="http://schemas.microsoft.com/office/word/2012/wordml" xmlns:w16cex="http://schemas.microsoft.com/office/word/2018/wordml/cex" xmlns:w16cid="http://schemas.microsoft.com/office/word/2016/wordml/cid" xmlns:w16="http://schemas.microsoft.com/office/word/2018/wordml" xmlns:w16sdtdh="http://schemas.microsoft.com/office/word/2020/wordml/sdtdatahash" xmlns:w16se="http://schemas.microsoft.com/office/word/2015/wordml/symex" mc:Ignorable="w14 w15 w16se w16cid w16 w16cex w16sdtdh">
   <w:docDefaults>
     <w:rPrDefault>
       <w:rPr>
@@ -714,7 +1112,7 @@
       </w:pPr>
     </w:pPrDefault>
   </w:docDefaults>
-  <w:latentStyles w:defLockedState="0" w:defUIPriority="99" w:defSemiHidden="0" w:defUnhideWhenUsed="0" w:defQFormat="0" w:count="371">
+  <w:latentStyles w:defLockedState="0" w:defUIPriority="99" w:defSemiHidden="0" w:defUnhideWhenUsed="0" w:defQFormat="0" w:count="376">
     <w:lsdException w:name="Normal" w:uiPriority="0" w:qFormat="1"/>
     <w:lsdException w:name="heading 1" w:uiPriority="9" w:qFormat="1"/>
     <w:lsdException w:name="heading 2" w:semiHidden="1" w:uiPriority="9" w:unhideWhenUsed="1" w:qFormat="1"/>
@@ -820,7 +1218,6 @@
     <w:lsdException w:name="HTML Sample" w:semiHidden="1" w:unhideWhenUsed="1"/>
     <w:lsdException w:name="HTML Typewriter" w:semiHidden="1" w:unhideWhenUsed="1"/>
     <w:lsdException w:name="HTML Variable" w:semiHidden="1" w:unhideWhenUsed="1"/>
-    <w:lsdException w:name="Normal Table" w:semiHidden="1" w:unhideWhenUsed="1"/>
     <w:lsdException w:name="annotation subject" w:semiHidden="1" w:unhideWhenUsed="1"/>
     <w:lsdException w:name="No List" w:semiHidden="1" w:unhideWhenUsed="1"/>
     <w:lsdException w:name="Outline List 1" w:semiHidden="1" w:unhideWhenUsed="1"/>
@@ -863,11 +1260,8 @@
     <w:lsdException w:name="Table Contemporary" w:semiHidden="1" w:unhideWhenUsed="1"/>
     <w:lsdException w:name="Table Elegant" w:semiHidden="1" w:unhideWhenUsed="1"/>
     <w:lsdException w:name="Table Professional" w:semiHidden="1" w:unhideWhenUsed="1"/>
-    <w:lsdException w:name="Table Subtle 1" w:semiHidden="1" w:unhideWhenUsed="1"/>
     <w:lsdException w:name="Table Subtle 2" w:semiHidden="1" w:unhideWhenUsed="1"/>
     <w:lsdException w:name="Table Web 1" w:semiHidden="1" w:unhideWhenUsed="1"/>
-    <w:lsdException w:name="Table Web 2" w:semiHidden="1" w:unhideWhenUsed="1"/>
-    <w:lsdException w:name="Table Web 3" w:semiHidden="1" w:unhideWhenUsed="1"/>
     <w:lsdException w:name="Balloon Text" w:semiHidden="1" w:unhideWhenUsed="1"/>
     <w:lsdException w:name="Table Grid" w:uiPriority="39"/>
     <w:lsdException w:name="Table Theme" w:semiHidden="1" w:unhideWhenUsed="1"/>
@@ -1086,6 +1480,11 @@
     <w:lsdException w:name="List Table 5 Dark Accent 6" w:uiPriority="50"/>
     <w:lsdException w:name="List Table 6 Colorful Accent 6" w:uiPriority="51"/>
     <w:lsdException w:name="List Table 7 Colorful Accent 6" w:uiPriority="52"/>
+    <w:lsdException w:name="Mention" w:semiHidden="1" w:unhideWhenUsed="1"/>
+    <w:lsdException w:name="Smart Hyperlink" w:semiHidden="1" w:unhideWhenUsed="1"/>
+    <w:lsdException w:name="Hashtag" w:semiHidden="1" w:unhideWhenUsed="1"/>
+    <w:lsdException w:name="Unresolved Mention" w:semiHidden="1" w:unhideWhenUsed="1"/>
+    <w:lsdException w:name="Smart Link" w:semiHidden="1" w:unhideWhenUsed="1"/>
   </w:latentStyles>
   <w:style w:type="paragraph" w:default="1" w:styleId="Normal">
     <w:name w:val="Normal"/>
